--- a/Capstone_Project/04_System_Design_and_Development/Group-3_Database_Design.docx
+++ b/Capstone_Project/04_System_Design_and_Development/Group-3_Database_Design.docx
@@ -37,7 +37,6 @@
       </w:r>
       <w:r>
         <w:br/>
-        <w:t>Student / Group Template</w:t>
       </w:r>
       <w:r>
         <w:br/>
@@ -245,14 +244,6 @@
     </w:p>
     <w:p>
       <w:pPr>
-        <w:keepNext/>
-      </w:pPr>
-      <w:r>
-        <w:t>Explain what information the database must support.</w:t>
-      </w:r>
-    </w:p>
-    <w:p>
-      <w:pPr>
         <w:spacing w:after="60"/>
       </w:pPr>
       <w:r>
@@ -266,14 +257,6 @@
       </w:pPr>
       <w:r>
         <w:t>Entity-Relationship Diagram</w:t>
-      </w:r>
-    </w:p>
-    <w:p>
-      <w:pPr>
-        <w:keepNext/>
-      </w:pPr>
-      <w:r>
-        <w:t>Insert the ERD and explain cardinalities.</w:t>
       </w:r>
     </w:p>
     <w:p>
@@ -714,14 +697,6 @@
         <w:t>Data Dictionary</w:t>
       </w:r>
     </w:p>
-    <w:p>
-      <w:pPr>
-        <w:keepNext/>
-      </w:pPr>
-      <w:r>
-        <w:t>For each table, document column name, data type, size, nullability, key and description.</w:t>
-      </w:r>
-    </w:p>
     <w:tbl>
       <w:tblPr>
         <w:tblStyle w:val="TableGrid"/>
@@ -3603,14 +3578,6 @@
       </w:pPr>
       <w:r>
         <w:t>Normalisation</w:t>
-      </w:r>
-    </w:p>
-    <w:p>
-      <w:pPr>
-        <w:keepNext/>
-      </w:pPr>
-      <w:r>
-        <w:t>Explain how duplication and update anomalies were reduced.</w:t>
       </w:r>
     </w:p>
     <w:p>
@@ -3636,14 +3603,6 @@
       </w:pPr>
       <w:r>
         <w:t>Security and Integrity</w:t>
-      </w:r>
-    </w:p>
-    <w:p>
-      <w:pPr>
-        <w:keepNext/>
-      </w:pPr>
-      <w:r>
-        <w:t>Explain constraints, validation, access control, backups and sensitive data handling.</w:t>
       </w:r>
     </w:p>
     <w:p>
@@ -3718,14 +3677,6 @@
       </w:pPr>
       <w:r>
         <w:t>SQL Scripts</w:t>
-      </w:r>
-    </w:p>
-    <w:p>
-      <w:pPr>
-        <w:keepNext/>
-      </w:pPr>
-      <w:r>
-        <w:t>Reference the schema and seed scripts stored in the project repository.</w:t>
       </w:r>
     </w:p>
     <w:p>

--- a/Capstone_Project/04_System_Design_and_Development/Group-3_Database_Design.docx
+++ b/Capstone_Project/04_System_Design_and_Development/Group-3_Database_Design.docx
@@ -196,7 +196,7 @@
           </w:tcPr>
           <w:p>
             <w:r>
-              <w:t>Week 3</w:t>
+              <w:t>Week 5 Final submission</w:t>
             </w:r>
           </w:p>
         </w:tc>
@@ -222,7 +222,7 @@
           </w:tcPr>
           <w:p>
             <w:r>
-              <w:t>Monday 19 October 2026</w:t>
+              <w:t>Thursday 29 October 2026</w:t>
             </w:r>
           </w:p>
         </w:tc>
